--- a/courts/fifth-circuit/mississippi/state/court-of-appeals/amicus-brief/usage/OUTPUT-amicus-brief.docx
+++ b/courts/fifth-circuit/mississippi/state/court-of-appeals/amicus-brief/usage/OUTPUT-amicus-brief.docx
@@ -4879,7 +4879,7 @@
               <w:t xml:space="preserve"> </w:t>
             </w:r>
             <w:r>
-              <w:t xml:space="preserve">www.McCartyAppeals.com</w:t>
+              <w:t xml:space="preserve">www.​McCartyAppeals.​com</w:t>
             </w:r>
           </w:p>
           <w:p>
@@ -5890,7 +5890,7 @@
         <w:t xml:space="preserve"> </w:t>
       </w:r>
       <w:r>
-        <w:t xml:space="preserve">www.McCartyAppeals.com</w:t>
+        <w:t xml:space="preserve">www.​McCartyAppeals.​com</w:t>
       </w:r>
     </w:p>
     <w:p>
@@ -7717,6 +7717,7 @@
     <w:unhideWhenUsed/>
     <w:qFormat/>
     <w:pPr>
+      <w:keepLines/>
       <w:spacing w:before="0" w:after="120" w:line="253" w:lineRule="exact"/>
     </w:pPr>
     <w:rPr>
@@ -7967,6 +7968,33 @@
     <w:pPr>
       <w:spacing w:before="0" w:after="0" w:line="276" w:lineRule="exact"/>
       <w:ind w:left="2160" w:hanging="720"/>
+    </w:pPr>
+  </w:style>
+  <w:style w:type="paragraph" w:customStyle="1" w:styleId="XdQuoteList1">
+    <w:name w:val="Xd Quote List 1"/>
+    <w:basedOn w:val="Normal"/>
+    <w:qFormat/>
+    <w:pPr>
+      <w:spacing w:before="0" w:after="0" w:line="276" w:lineRule="exact"/>
+      <w:ind w:left="1440" w:right="720" w:hanging="720"/>
+    </w:pPr>
+  </w:style>
+  <w:style w:type="paragraph" w:customStyle="1" w:styleId="XdQuoteList2">
+    <w:name w:val="Xd Quote List 2"/>
+    <w:basedOn w:val="Normal"/>
+    <w:qFormat/>
+    <w:pPr>
+      <w:spacing w:before="0" w:after="0" w:line="276" w:lineRule="exact"/>
+      <w:ind w:left="2160" w:right="720" w:hanging="720"/>
+    </w:pPr>
+  </w:style>
+  <w:style w:type="paragraph" w:customStyle="1" w:styleId="XdQuoteList3">
+    <w:name w:val="Xd Quote List 3"/>
+    <w:basedOn w:val="Normal"/>
+    <w:qFormat/>
+    <w:pPr>
+      <w:spacing w:before="0" w:after="0" w:line="276" w:lineRule="exact"/>
+      <w:ind w:left="2880" w:right="720" w:hanging="720"/>
     </w:pPr>
   </w:style>
   <w:style w:type="paragraph" w:customStyle="1" w:styleId="SourceCode">

--- a/courts/fifth-circuit/mississippi/state/court-of-appeals/amicus-brief/usage/OUTPUT-amicus-brief.docx
+++ b/courts/fifth-circuit/mississippi/state/court-of-appeals/amicus-brief/usage/OUTPUT-amicus-brief.docx
@@ -155,9 +155,7 @@
         <w:t xml:space="preserve"> </w:t>
       </w:r>
       <w:r>
-        <w:t xml:space="preserve">2016-WC</w:t>
-        <w:noBreakHyphen/>
-        <w:t xml:space="preserve">01264-COA</w:t>
+        <w:t xml:space="preserve">2016-WC-⁠01264-COA</w:t>
       </w:r>
     </w:p>
     <w:p>
@@ -343,11 +341,7 @@
         <w:t xml:space="preserve"> </w:t>
       </w:r>
       <w:r>
-        <w:t xml:space="preserve">14</w:t>
-        <w:noBreakHyphen/>
-        <w:t xml:space="preserve">08387-M</w:t>
-        <w:noBreakHyphen/>
-        <w:t xml:space="preserve">7334-C</w:t>
+        <w:t xml:space="preserve">14-⁠08387-M-⁠7334-C</w:t>
       </w:r>
     </w:p>
     <w:p>
@@ -5616,9 +5610,7 @@
         <w:t xml:space="preserve"> </w:t>
       </w:r>
       <w:r>
-        <w:t xml:space="preserve">39296</w:t>
-        <w:noBreakHyphen/>
-        <w:t xml:space="preserve">5300.</w:t>
+        <w:t xml:space="preserve">39296-⁠5300.</w:t>
       </w:r>
     </w:p>
     <w:p>
@@ -6478,13 +6470,7 @@
         <w:t xml:space="preserve">v. State</w:t>
       </w:r>
       <w:r>
-        <w:t xml:space="preserve">, 108 So. 3d 394, 397</w:t>
-      </w:r>
-      <w:r>
-        <w:noBreakHyphen/>
-      </w:r>
-      <w:r>
-        <w:t xml:space="preserve">98 (Miss. 2013) (internal quotation, citation, and alteration omitted).</w:t>
+        <w:t xml:space="preserve">, 108 So. 3d 394, 397-⁠98 (Miss. 2013) (internal quotation, citation, and alteration omitted).</w:t>
       </w:r>
     </w:p>
   </w:footnote>
@@ -6623,13 +6609,7 @@
         <w:t xml:space="preserve"> </w:t>
       </w:r>
       <w:r>
-        <w:t xml:space="preserve">916</w:t>
-      </w:r>
-      <w:r>
-        <w:noBreakHyphen/>
-      </w:r>
-      <w:r>
-        <w:t xml:space="preserve">17 (Miss. 2008) (quoting</w:t>
+        <w:t xml:space="preserve">916-⁠17 (Miss. 2008) (quoting</w:t>
       </w:r>
       <w:r>
         <w:t xml:space="preserve"> </w:t>
@@ -7718,7 +7698,7 @@
     <w:qFormat/>
     <w:pPr>
       <w:keepLines/>
-      <w:spacing w:before="0" w:after="120" w:line="253" w:lineRule="exact"/>
+      <w:spacing w:before="26" w:after="120" w:line="253" w:lineRule="exact"/>
     </w:pPr>
     <w:rPr>
       <w:sz w:val="22"/>
